--- a/doc_API.docx
+++ b/doc_API.docx
@@ -10,6 +10,8 @@
           <w:szCs w:val="24"/>
         </w:rPr>
       </w:pPr>
+      <w:bookmarkStart w:id="0" w:name="_GoBack"/>
+      <w:bookmarkEnd w:id="0"/>
     </w:p>
     <w:p>
       <w:pPr>
@@ -34,10 +36,7 @@
         <w:pStyle w:val="Titre2"/>
       </w:pPr>
       <w:r>
-        <w:t xml:space="preserve"> </w:t>
-      </w:r>
-      <w:r>
-        <w:t>Introduction</w:t>
+        <w:t xml:space="preserve"> Introduction</w:t>
       </w:r>
     </w:p>
     <w:p>
@@ -5049,10 +5048,7 @@
               <w:t>": "</w:t>
             </w:r>
             <w:r>
-              <w:t xml:space="preserve"> </w:t>
-            </w:r>
-            <w:r>
-              <w:t>date</w:t>
+              <w:t xml:space="preserve"> date</w:t>
             </w:r>
             <w:r>
               <w:t xml:space="preserve"> </w:t>
@@ -5647,8 +5643,6 @@
             <w:r>
               <w:t>PUT</w:t>
             </w:r>
-            <w:bookmarkStart w:id="0" w:name="_GoBack"/>
-            <w:bookmarkEnd w:id="0"/>
           </w:p>
         </w:tc>
         <w:tc>
@@ -11112,7 +11106,7 @@
     <w:link w:val="Titre1Car"/>
     <w:uiPriority w:val="9"/>
     <w:qFormat/>
-    <w:rsid w:val="00391150"/>
+    <w:rsid w:val="00804D5C"/>
     <w:pPr>
       <w:keepNext/>
       <w:keepLines/>
@@ -11122,7 +11116,7 @@
     <w:rPr>
       <w:rFonts w:eastAsiaTheme="majorEastAsia" w:cstheme="majorBidi"/>
       <w:b/>
-      <w:color w:val="FF0000"/>
+      <w:color w:val="0070C0"/>
       <w:sz w:val="32"/>
       <w:szCs w:val="32"/>
     </w:rPr>
@@ -11135,7 +11129,7 @@
     <w:uiPriority w:val="9"/>
     <w:unhideWhenUsed/>
     <w:qFormat/>
-    <w:rsid w:val="006745D0"/>
+    <w:rsid w:val="00804D5C"/>
     <w:pPr>
       <w:keepNext/>
       <w:keepLines/>
@@ -11145,7 +11139,7 @@
     <w:rPr>
       <w:rFonts w:eastAsiaTheme="majorEastAsia" w:cstheme="majorBidi"/>
       <w:b/>
-      <w:color w:val="1F4E79" w:themeColor="accent1" w:themeShade="80"/>
+      <w:color w:val="000000" w:themeColor="text1"/>
       <w:sz w:val="28"/>
       <w:szCs w:val="26"/>
     </w:rPr>
@@ -11153,6 +11147,7 @@
   <w:style w:type="character" w:default="1" w:styleId="Policepardfaut">
     <w:name w:val="Default Paragraph Font"/>
     <w:uiPriority w:val="1"/>
+    <w:semiHidden/>
     <w:unhideWhenUsed/>
   </w:style>
   <w:style w:type="table" w:default="1" w:styleId="TableauNormal">
@@ -11181,11 +11176,11 @@
     <w:basedOn w:val="Policepardfaut"/>
     <w:link w:val="Titre1"/>
     <w:uiPriority w:val="9"/>
-    <w:rsid w:val="00391150"/>
+    <w:rsid w:val="00804D5C"/>
     <w:rPr>
       <w:rFonts w:ascii="Arial" w:eastAsiaTheme="majorEastAsia" w:hAnsi="Arial" w:cstheme="majorBidi"/>
       <w:b/>
-      <w:color w:val="FF0000"/>
+      <w:color w:val="0070C0"/>
       <w:sz w:val="32"/>
       <w:szCs w:val="32"/>
     </w:rPr>
@@ -11195,11 +11190,11 @@
     <w:basedOn w:val="Policepardfaut"/>
     <w:link w:val="Titre2"/>
     <w:uiPriority w:val="9"/>
-    <w:rsid w:val="006745D0"/>
+    <w:rsid w:val="00804D5C"/>
     <w:rPr>
       <w:rFonts w:ascii="Arial" w:eastAsiaTheme="majorEastAsia" w:hAnsi="Arial" w:cstheme="majorBidi"/>
       <w:b/>
-      <w:color w:val="1F4E79" w:themeColor="accent1" w:themeShade="80"/>
+      <w:color w:val="000000" w:themeColor="text1"/>
       <w:sz w:val="28"/>
       <w:szCs w:val="26"/>
     </w:rPr>
